--- a/flow/20230914_vu_template/drafts/2024-12-u/21-СБ-Юліанії.docx
+++ b/flow/20230914_vu_template/drafts/2024-12-u/21-СБ-Юліанії.docx
@@ -3437,36 +3437,305 @@
     </w:p>
     <w:p>
       <w:pPr>
-        <w:spacing w:after="120" w:line="240" w:lineRule="auto"/>
-        <w:jc w:val="both"/>
-        <w:rPr>
-          <w:rFonts w:ascii="Times New Roman" w:eastAsia="Times New Roman" w:hAnsi="Times New Roman" w:cs="Times New Roman"/>
-          <w:sz w:val="24"/>
-          <w:szCs w:val="24"/>
-          <w:u w:val="single"/>
-          <w:lang w:val="ru-MD"/>
-        </w:rPr>
-      </w:pPr>
-      <w:r>
-        <w:rPr>
-          <w:rFonts w:ascii="Times New Roman" w:eastAsia="Times New Roman" w:hAnsi="Times New Roman" w:cs="Times New Roman"/>
+        <w:spacing w:after="120"/>
+        <w:jc w:val="both"/>
+      </w:pPr>
+      <w:r>
+        <w:rPr>
+          <w:rFonts w:ascii="Times New Roman" w:hAnsi="Times New Roman"/>
           <w:i/>
           <w:color w:val="FF0000"/>
           <w:sz w:val="24"/>
-          <w:szCs w:val="24"/>
-          <w:lang w:val="ru-MD"/>
-        </w:rPr>
-        <w:t xml:space="preserve">Стих: </w:t>
-      </w:r>
-      <w:r>
-        <w:rPr>
-          <w:rFonts w:ascii="Times New Roman" w:eastAsia="Times New Roman" w:hAnsi="Times New Roman" w:cs="Times New Roman"/>
-          <w:sz w:val="24"/>
-          <w:szCs w:val="24"/>
+        </w:rPr>
+        <w:t>Стих:</w:t>
+      </w:r>
+      <w:r>
+        <w:rPr>
+          <w:rFonts w:ascii="Times New Roman" w:hAnsi="Times New Roman"/>
+          <w:i/>
+          <w:sz w:val="24"/>
+        </w:rPr>
+        <w:t xml:space="preserve"> </w:t>
+      </w:r>
+      <w:r>
+        <w:rPr>
+          <w:rFonts w:ascii="Times New Roman" w:hAnsi="Times New Roman"/>
+          <w:sz w:val="24"/>
           <w:u w:val="single"/>
-          <w:lang w:val="ru-MD"/>
-        </w:rPr>
-        <w:t>Задля імени твого надіюсь на тебе, Господи,* надіється душа моя на слово твоє; надіється душа моя на Господа.</w:t>
+        </w:rPr>
+        <w:t>За́для</w:t>
+      </w:r>
+      <w:r>
+        <w:rPr>
+          <w:rFonts w:ascii="Times New Roman" w:hAnsi="Times New Roman"/>
+          <w:sz w:val="24"/>
+          <w:u w:val="single"/>
+        </w:rPr>
+        <w:t xml:space="preserve"> </w:t>
+      </w:r>
+      <w:r>
+        <w:rPr>
+          <w:rFonts w:ascii="Times New Roman" w:hAnsi="Times New Roman"/>
+          <w:sz w:val="24"/>
+          <w:u w:val="single"/>
+        </w:rPr>
+        <w:t>І́мени</w:t>
+      </w:r>
+      <w:r>
+        <w:rPr>
+          <w:rFonts w:ascii="Times New Roman" w:hAnsi="Times New Roman"/>
+          <w:sz w:val="24"/>
+          <w:u w:val="single"/>
+        </w:rPr>
+        <w:t xml:space="preserve"> </w:t>
+      </w:r>
+      <w:r>
+        <w:rPr>
+          <w:rFonts w:ascii="Times New Roman" w:hAnsi="Times New Roman"/>
+          <w:sz w:val="24"/>
+          <w:u w:val="single"/>
+        </w:rPr>
+        <w:t>Твого́</w:t>
+      </w:r>
+      <w:r>
+        <w:rPr>
+          <w:rFonts w:ascii="Times New Roman" w:hAnsi="Times New Roman"/>
+          <w:sz w:val="24"/>
+          <w:u w:val="single"/>
+        </w:rPr>
+        <w:t xml:space="preserve"> </w:t>
+      </w:r>
+      <w:r>
+        <w:rPr>
+          <w:rFonts w:ascii="Times New Roman" w:hAnsi="Times New Roman"/>
+          <w:sz w:val="24"/>
+          <w:u w:val="single"/>
+        </w:rPr>
+        <w:t>наді́юсь</w:t>
+      </w:r>
+      <w:r>
+        <w:rPr>
+          <w:rFonts w:ascii="Times New Roman" w:hAnsi="Times New Roman"/>
+          <w:sz w:val="24"/>
+          <w:u w:val="single"/>
+        </w:rPr>
+        <w:t xml:space="preserve"> </w:t>
+      </w:r>
+      <w:r>
+        <w:rPr>
+          <w:rFonts w:ascii="Times New Roman" w:hAnsi="Times New Roman"/>
+          <w:sz w:val="24"/>
+          <w:u w:val="single"/>
+        </w:rPr>
+        <w:t>на</w:t>
+      </w:r>
+      <w:r>
+        <w:rPr>
+          <w:rFonts w:ascii="Times New Roman" w:hAnsi="Times New Roman"/>
+          <w:sz w:val="24"/>
+          <w:u w:val="single"/>
+        </w:rPr>
+        <w:t xml:space="preserve"> </w:t>
+      </w:r>
+      <w:r>
+        <w:rPr>
+          <w:rFonts w:ascii="Times New Roman" w:hAnsi="Times New Roman"/>
+          <w:sz w:val="24"/>
+          <w:u w:val="single"/>
+        </w:rPr>
+        <w:t>Те́бе,</w:t>
+      </w:r>
+      <w:r>
+        <w:rPr>
+          <w:rFonts w:ascii="Times New Roman" w:hAnsi="Times New Roman"/>
+          <w:sz w:val="24"/>
+          <w:u w:val="single"/>
+        </w:rPr>
+        <w:t xml:space="preserve"> </w:t>
+      </w:r>
+      <w:r>
+        <w:rPr>
+          <w:rFonts w:ascii="Times New Roman" w:hAnsi="Times New Roman"/>
+          <w:sz w:val="24"/>
+          <w:u w:val="single"/>
+        </w:rPr>
+        <w:t>Го́споди,</w:t>
+      </w:r>
+      <w:r>
+        <w:rPr>
+          <w:rFonts w:ascii="Times New Roman" w:hAnsi="Times New Roman"/>
+          <w:sz w:val="24"/>
+          <w:u w:val="single"/>
+        </w:rPr>
+        <w:t xml:space="preserve"> </w:t>
+      </w:r>
+      <w:r>
+        <w:rPr>
+          <w:rFonts w:ascii="Times New Roman" w:hAnsi="Times New Roman"/>
+          <w:sz w:val="24"/>
+          <w:u w:val="single"/>
+        </w:rPr>
+        <w:t>наді́ється</w:t>
+      </w:r>
+      <w:r>
+        <w:rPr>
+          <w:rFonts w:ascii="Times New Roman" w:hAnsi="Times New Roman"/>
+          <w:sz w:val="24"/>
+          <w:u w:val="single"/>
+        </w:rPr>
+        <w:t xml:space="preserve"> </w:t>
+      </w:r>
+      <w:r>
+        <w:rPr>
+          <w:rFonts w:ascii="Times New Roman" w:hAnsi="Times New Roman"/>
+          <w:sz w:val="24"/>
+          <w:u w:val="single"/>
+        </w:rPr>
+        <w:t>душа́</w:t>
+      </w:r>
+      <w:r>
+        <w:rPr>
+          <w:rFonts w:ascii="Times New Roman" w:hAnsi="Times New Roman"/>
+          <w:sz w:val="24"/>
+          <w:u w:val="single"/>
+        </w:rPr>
+        <w:t xml:space="preserve"> </w:t>
+      </w:r>
+      <w:r>
+        <w:rPr>
+          <w:rFonts w:ascii="Times New Roman" w:hAnsi="Times New Roman"/>
+          <w:sz w:val="24"/>
+          <w:u w:val="single"/>
+        </w:rPr>
+        <w:t>моя́</w:t>
+      </w:r>
+      <w:r>
+        <w:rPr>
+          <w:rFonts w:ascii="Times New Roman" w:hAnsi="Times New Roman"/>
+          <w:sz w:val="24"/>
+          <w:u w:val="single"/>
+        </w:rPr>
+        <w:t xml:space="preserve"> </w:t>
+      </w:r>
+      <w:r>
+        <w:rPr>
+          <w:rFonts w:ascii="Times New Roman" w:hAnsi="Times New Roman"/>
+          <w:sz w:val="24"/>
+          <w:u w:val="single"/>
+        </w:rPr>
+        <w:t>на</w:t>
+      </w:r>
+      <w:r>
+        <w:rPr>
+          <w:rFonts w:ascii="Times New Roman" w:hAnsi="Times New Roman"/>
+          <w:sz w:val="24"/>
+          <w:u w:val="single"/>
+        </w:rPr>
+        <w:t xml:space="preserve"> </w:t>
+      </w:r>
+      <w:r>
+        <w:rPr>
+          <w:rFonts w:ascii="Times New Roman" w:hAnsi="Times New Roman"/>
+          <w:sz w:val="24"/>
+          <w:u w:val="single"/>
+        </w:rPr>
+        <w:t>сло́во</w:t>
+      </w:r>
+      <w:r>
+        <w:rPr>
+          <w:rFonts w:ascii="Times New Roman" w:hAnsi="Times New Roman"/>
+          <w:sz w:val="24"/>
+          <w:u w:val="single"/>
+        </w:rPr>
+        <w:t xml:space="preserve"> </w:t>
+      </w:r>
+      <w:r>
+        <w:rPr>
+          <w:rFonts w:ascii="Times New Roman" w:hAnsi="Times New Roman"/>
+          <w:sz w:val="24"/>
+          <w:u w:val="single"/>
+        </w:rPr>
+        <w:t>Твоє́;*</w:t>
+      </w:r>
+      <w:r>
+        <w:rPr>
+          <w:rFonts w:ascii="Times New Roman" w:hAnsi="Times New Roman"/>
+          <w:sz w:val="24"/>
+          <w:u w:val="single"/>
+        </w:rPr>
+        <w:t xml:space="preserve"> </w:t>
+      </w:r>
+      <w:r>
+        <w:rPr>
+          <w:rFonts w:ascii="Times New Roman" w:hAnsi="Times New Roman"/>
+          <w:sz w:val="24"/>
+          <w:u w:val="single"/>
+        </w:rPr>
+        <w:t>наді́ється</w:t>
+      </w:r>
+      <w:r>
+        <w:rPr>
+          <w:rFonts w:ascii="Times New Roman" w:hAnsi="Times New Roman"/>
+          <w:sz w:val="24"/>
+          <w:u w:val="single"/>
+        </w:rPr>
+        <w:t xml:space="preserve"> </w:t>
+      </w:r>
+      <w:r>
+        <w:rPr>
+          <w:rFonts w:ascii="Times New Roman" w:hAnsi="Times New Roman"/>
+          <w:sz w:val="24"/>
+          <w:u w:val="single"/>
+        </w:rPr>
+        <w:t>душа́</w:t>
+      </w:r>
+      <w:r>
+        <w:rPr>
+          <w:rFonts w:ascii="Times New Roman" w:hAnsi="Times New Roman"/>
+          <w:sz w:val="24"/>
+          <w:u w:val="single"/>
+        </w:rPr>
+        <w:t xml:space="preserve"> </w:t>
+      </w:r>
+      <w:r>
+        <w:rPr>
+          <w:rFonts w:ascii="Times New Roman" w:hAnsi="Times New Roman"/>
+          <w:sz w:val="24"/>
+          <w:u w:val="single"/>
+        </w:rPr>
+        <w:t>моя́</w:t>
+      </w:r>
+      <w:r>
+        <w:rPr>
+          <w:rFonts w:ascii="Times New Roman" w:hAnsi="Times New Roman"/>
+          <w:sz w:val="24"/>
+          <w:u w:val="single"/>
+        </w:rPr>
+        <w:t xml:space="preserve"> </w:t>
+      </w:r>
+      <w:r>
+        <w:rPr>
+          <w:rFonts w:ascii="Times New Roman" w:hAnsi="Times New Roman"/>
+          <w:sz w:val="24"/>
+          <w:u w:val="single"/>
+        </w:rPr>
+        <w:t>на</w:t>
+      </w:r>
+      <w:r>
+        <w:rPr>
+          <w:rFonts w:ascii="Times New Roman" w:hAnsi="Times New Roman"/>
+          <w:sz w:val="24"/>
+          <w:u w:val="single"/>
+        </w:rPr>
+        <w:t xml:space="preserve"> </w:t>
+      </w:r>
+      <w:r>
+        <w:rPr>
+          <w:rFonts w:ascii="Times New Roman" w:hAnsi="Times New Roman"/>
+          <w:sz w:val="24"/>
+          <w:u w:val="single"/>
+        </w:rPr>
+        <w:t>Го́спода.</w:t>
       </w:r>
     </w:p>
     <w:p>
@@ -3492,46 +3761,225 @@
     </w:p>
     <w:p>
       <w:pPr>
-        <w:spacing w:after="120" w:line="240" w:lineRule="auto"/>
-        <w:jc w:val="both"/>
-        <w:rPr>
-          <w:rFonts w:ascii="Times New Roman" w:eastAsia="Times New Roman" w:hAnsi="Times New Roman" w:cs="Times New Roman"/>
-          <w:sz w:val="24"/>
-          <w:szCs w:val="24"/>
-          <w:u w:val="single"/>
-          <w:lang w:val="ru-MD"/>
-        </w:rPr>
-      </w:pPr>
-      <w:r>
-        <w:rPr>
-          <w:rFonts w:ascii="Times New Roman" w:eastAsia="Times New Roman" w:hAnsi="Times New Roman" w:cs="Times New Roman"/>
+        <w:spacing w:after="120"/>
+        <w:jc w:val="both"/>
+      </w:pPr>
+      <w:r>
+        <w:rPr>
+          <w:rFonts w:ascii="Times New Roman" w:hAnsi="Times New Roman"/>
           <w:i/>
           <w:color w:val="FF0000"/>
           <w:sz w:val="24"/>
-          <w:szCs w:val="24"/>
-          <w:lang w:val="ru-MD"/>
         </w:rPr>
         <w:t>Стих:</w:t>
       </w:r>
       <w:r>
         <w:rPr>
-          <w:rFonts w:ascii="Times New Roman" w:eastAsia="Times New Roman" w:hAnsi="Times New Roman" w:cs="Times New Roman"/>
+          <w:rFonts w:ascii="Times New Roman" w:hAnsi="Times New Roman"/>
           <w:i/>
           <w:sz w:val="24"/>
-          <w:szCs w:val="24"/>
-          <w:lang w:val="ru-MD"/>
         </w:rPr>
         <w:t xml:space="preserve"> </w:t>
       </w:r>
       <w:r>
         <w:rPr>
-          <w:rFonts w:ascii="Times New Roman" w:eastAsia="Times New Roman" w:hAnsi="Times New Roman" w:cs="Times New Roman"/>
-          <w:sz w:val="24"/>
-          <w:szCs w:val="24"/>
+          <w:rFonts w:ascii="Times New Roman" w:hAnsi="Times New Roman"/>
+          <w:sz w:val="24"/>
           <w:u w:val="single"/>
-          <w:lang w:val="ru-MD"/>
-        </w:rPr>
-        <w:t>Від ранньої сторожі до ночі* від ранньої сторожі нехай уповає Ізраїль на Господа.</w:t>
+        </w:rPr>
+        <w:t>Від</w:t>
+      </w:r>
+      <w:r>
+        <w:rPr>
+          <w:rFonts w:ascii="Times New Roman" w:hAnsi="Times New Roman"/>
+          <w:sz w:val="24"/>
+          <w:u w:val="single"/>
+        </w:rPr>
+        <w:t xml:space="preserve"> </w:t>
+      </w:r>
+      <w:r>
+        <w:rPr>
+          <w:rFonts w:ascii="Times New Roman" w:hAnsi="Times New Roman"/>
+          <w:sz w:val="24"/>
+          <w:u w:val="single"/>
+        </w:rPr>
+        <w:t>ра́нньої</w:t>
+      </w:r>
+      <w:r>
+        <w:rPr>
+          <w:rFonts w:ascii="Times New Roman" w:hAnsi="Times New Roman"/>
+          <w:sz w:val="24"/>
+          <w:u w:val="single"/>
+        </w:rPr>
+        <w:t xml:space="preserve"> </w:t>
+      </w:r>
+      <w:r>
+        <w:rPr>
+          <w:rFonts w:ascii="Times New Roman" w:hAnsi="Times New Roman"/>
+          <w:sz w:val="24"/>
+          <w:u w:val="single"/>
+        </w:rPr>
+        <w:t>сторо́жі</w:t>
+      </w:r>
+      <w:r>
+        <w:rPr>
+          <w:rFonts w:ascii="Times New Roman" w:hAnsi="Times New Roman"/>
+          <w:sz w:val="24"/>
+          <w:u w:val="single"/>
+        </w:rPr>
+        <w:t xml:space="preserve"> </w:t>
+      </w:r>
+      <w:r>
+        <w:rPr>
+          <w:rFonts w:ascii="Times New Roman" w:hAnsi="Times New Roman"/>
+          <w:sz w:val="24"/>
+          <w:u w:val="single"/>
+        </w:rPr>
+        <w:t>до</w:t>
+      </w:r>
+      <w:r>
+        <w:rPr>
+          <w:rFonts w:ascii="Times New Roman" w:hAnsi="Times New Roman"/>
+          <w:sz w:val="24"/>
+          <w:u w:val="single"/>
+        </w:rPr>
+        <w:t xml:space="preserve"> </w:t>
+      </w:r>
+      <w:r>
+        <w:rPr>
+          <w:rFonts w:ascii="Times New Roman" w:hAnsi="Times New Roman"/>
+          <w:sz w:val="24"/>
+          <w:u w:val="single"/>
+        </w:rPr>
+        <w:t>но́чі</w:t>
+      </w:r>
+      <w:r>
+        <w:rPr>
+          <w:rFonts w:ascii="Times New Roman" w:hAnsi="Times New Roman"/>
+          <w:sz w:val="24"/>
+          <w:u w:val="single"/>
+        </w:rPr>
+        <w:t xml:space="preserve"> </w:t>
+      </w:r>
+      <w:r>
+        <w:rPr>
+          <w:rFonts w:ascii="Times New Roman" w:hAnsi="Times New Roman"/>
+          <w:sz w:val="24"/>
+          <w:u w:val="single"/>
+        </w:rPr>
+        <w:t>від</w:t>
+      </w:r>
+      <w:r>
+        <w:rPr>
+          <w:rFonts w:ascii="Times New Roman" w:hAnsi="Times New Roman"/>
+          <w:sz w:val="24"/>
+          <w:u w:val="single"/>
+        </w:rPr>
+        <w:t xml:space="preserve"> </w:t>
+      </w:r>
+      <w:r>
+        <w:rPr>
+          <w:rFonts w:ascii="Times New Roman" w:hAnsi="Times New Roman"/>
+          <w:sz w:val="24"/>
+          <w:u w:val="single"/>
+        </w:rPr>
+        <w:t>ра́нньої</w:t>
+      </w:r>
+      <w:r>
+        <w:rPr>
+          <w:rFonts w:ascii="Times New Roman" w:hAnsi="Times New Roman"/>
+          <w:sz w:val="24"/>
+          <w:u w:val="single"/>
+        </w:rPr>
+        <w:t xml:space="preserve"> </w:t>
+      </w:r>
+      <w:r>
+        <w:rPr>
+          <w:rFonts w:ascii="Times New Roman" w:hAnsi="Times New Roman"/>
+          <w:sz w:val="24"/>
+          <w:u w:val="single"/>
+        </w:rPr>
+        <w:t>сторо́жі*</w:t>
+      </w:r>
+      <w:r>
+        <w:rPr>
+          <w:rFonts w:ascii="Times New Roman" w:hAnsi="Times New Roman"/>
+          <w:sz w:val="24"/>
+          <w:u w:val="single"/>
+        </w:rPr>
+        <w:t xml:space="preserve"> </w:t>
+      </w:r>
+      <w:r>
+        <w:rPr>
+          <w:rFonts w:ascii="Times New Roman" w:hAnsi="Times New Roman"/>
+          <w:sz w:val="24"/>
+          <w:u w:val="single"/>
+        </w:rPr>
+        <w:t>неха́й</w:t>
+      </w:r>
+      <w:r>
+        <w:rPr>
+          <w:rFonts w:ascii="Times New Roman" w:hAnsi="Times New Roman"/>
+          <w:sz w:val="24"/>
+          <w:u w:val="single"/>
+        </w:rPr>
+        <w:t xml:space="preserve"> </w:t>
+      </w:r>
+      <w:r>
+        <w:rPr>
+          <w:rFonts w:ascii="Times New Roman" w:hAnsi="Times New Roman"/>
+          <w:sz w:val="24"/>
+          <w:u w:val="single"/>
+        </w:rPr>
+        <w:t>упова́є</w:t>
+      </w:r>
+      <w:r>
+        <w:rPr>
+          <w:rFonts w:ascii="Times New Roman" w:hAnsi="Times New Roman"/>
+          <w:sz w:val="24"/>
+          <w:u w:val="single"/>
+        </w:rPr>
+        <w:t xml:space="preserve"> </w:t>
+      </w:r>
+      <w:r>
+        <w:rPr>
+          <w:rFonts w:ascii="Times New Roman" w:hAnsi="Times New Roman"/>
+          <w:sz w:val="24"/>
+          <w:u w:val="single"/>
+        </w:rPr>
+        <w:t>Ізра́їль</w:t>
+      </w:r>
+      <w:r>
+        <w:rPr>
+          <w:rFonts w:ascii="Times New Roman" w:hAnsi="Times New Roman"/>
+          <w:sz w:val="24"/>
+          <w:u w:val="single"/>
+        </w:rPr>
+        <w:t xml:space="preserve"> </w:t>
+      </w:r>
+      <w:r>
+        <w:rPr>
+          <w:rFonts w:ascii="Times New Roman" w:hAnsi="Times New Roman"/>
+          <w:sz w:val="24"/>
+          <w:u w:val="single"/>
+        </w:rPr>
+        <w:t>на</w:t>
+      </w:r>
+      <w:r>
+        <w:rPr>
+          <w:rFonts w:ascii="Times New Roman" w:hAnsi="Times New Roman"/>
+          <w:sz w:val="24"/>
+          <w:u w:val="single"/>
+        </w:rPr>
+        <w:t xml:space="preserve"> </w:t>
+      </w:r>
+      <w:r>
+        <w:rPr>
+          <w:rFonts w:ascii="Times New Roman" w:hAnsi="Times New Roman"/>
+          <w:sz w:val="24"/>
+          <w:u w:val="single"/>
+        </w:rPr>
+        <w:t>Го́спода.</w:t>
       </w:r>
     </w:p>
     <w:p>
@@ -3557,46 +4005,273 @@
     </w:p>
     <w:p>
       <w:pPr>
-        <w:spacing w:after="120" w:line="240" w:lineRule="auto"/>
-        <w:jc w:val="both"/>
-        <w:rPr>
-          <w:rFonts w:ascii="Times New Roman" w:eastAsia="Times New Roman" w:hAnsi="Times New Roman" w:cs="Times New Roman"/>
-          <w:sz w:val="24"/>
-          <w:szCs w:val="24"/>
-          <w:u w:val="single"/>
-          <w:lang w:val="ru-MD"/>
-        </w:rPr>
-      </w:pPr>
-      <w:r>
-        <w:rPr>
-          <w:rFonts w:ascii="Times New Roman" w:eastAsia="Times New Roman" w:hAnsi="Times New Roman" w:cs="Times New Roman"/>
+        <w:spacing w:after="120"/>
+        <w:jc w:val="both"/>
+      </w:pPr>
+      <w:r>
+        <w:rPr>
+          <w:rFonts w:ascii="Times New Roman" w:hAnsi="Times New Roman"/>
           <w:i/>
           <w:color w:val="FF0000"/>
           <w:sz w:val="24"/>
-          <w:szCs w:val="24"/>
-          <w:lang w:val="ru-MD"/>
         </w:rPr>
         <w:t>Стих:</w:t>
       </w:r>
       <w:r>
         <w:rPr>
-          <w:rFonts w:ascii="Times New Roman" w:eastAsia="Times New Roman" w:hAnsi="Times New Roman" w:cs="Times New Roman"/>
+          <w:rFonts w:ascii="Times New Roman" w:hAnsi="Times New Roman"/>
           <w:i/>
           <w:sz w:val="24"/>
-          <w:szCs w:val="24"/>
-          <w:lang w:val="ru-MD"/>
         </w:rPr>
         <w:t xml:space="preserve"> </w:t>
       </w:r>
       <w:r>
         <w:rPr>
-          <w:rFonts w:ascii="Times New Roman" w:eastAsia="Times New Roman" w:hAnsi="Times New Roman" w:cs="Times New Roman"/>
-          <w:sz w:val="24"/>
-          <w:szCs w:val="24"/>
+          <w:rFonts w:ascii="Times New Roman" w:hAnsi="Times New Roman"/>
+          <w:sz w:val="24"/>
           <w:u w:val="single"/>
-          <w:lang w:val="ru-MD"/>
-        </w:rPr>
-        <w:t>Бо в Господа милість і відкуплення велике в нього;* він визволить Ізраїля від усього беззаконня його.</w:t>
+        </w:rPr>
+        <w:t>Бо</w:t>
+      </w:r>
+      <w:r>
+        <w:rPr>
+          <w:rFonts w:ascii="Times New Roman" w:hAnsi="Times New Roman"/>
+          <w:sz w:val="24"/>
+          <w:u w:val="single"/>
+        </w:rPr>
+        <w:t xml:space="preserve"> </w:t>
+      </w:r>
+      <w:r>
+        <w:rPr>
+          <w:rFonts w:ascii="Times New Roman" w:hAnsi="Times New Roman"/>
+          <w:sz w:val="24"/>
+          <w:u w:val="single"/>
+        </w:rPr>
+        <w:t>в</w:t>
+      </w:r>
+      <w:r>
+        <w:rPr>
+          <w:rFonts w:ascii="Times New Roman" w:hAnsi="Times New Roman"/>
+          <w:sz w:val="24"/>
+          <w:u w:val="single"/>
+        </w:rPr>
+        <w:t xml:space="preserve"> </w:t>
+      </w:r>
+      <w:r>
+        <w:rPr>
+          <w:rFonts w:ascii="Times New Roman" w:hAnsi="Times New Roman"/>
+          <w:sz w:val="24"/>
+          <w:u w:val="single"/>
+        </w:rPr>
+        <w:t>Го́спода</w:t>
+      </w:r>
+      <w:r>
+        <w:rPr>
+          <w:rFonts w:ascii="Times New Roman" w:hAnsi="Times New Roman"/>
+          <w:sz w:val="24"/>
+          <w:u w:val="single"/>
+        </w:rPr>
+        <w:t xml:space="preserve"> </w:t>
+      </w:r>
+      <w:r>
+        <w:rPr>
+          <w:rFonts w:ascii="Times New Roman" w:hAnsi="Times New Roman"/>
+          <w:sz w:val="24"/>
+          <w:u w:val="single"/>
+        </w:rPr>
+        <w:t>ми́лість</w:t>
+      </w:r>
+      <w:r>
+        <w:rPr>
+          <w:rFonts w:ascii="Times New Roman" w:hAnsi="Times New Roman"/>
+          <w:sz w:val="24"/>
+          <w:u w:val="single"/>
+        </w:rPr>
+        <w:t xml:space="preserve"> </w:t>
+      </w:r>
+      <w:r>
+        <w:rPr>
+          <w:rFonts w:ascii="Times New Roman" w:hAnsi="Times New Roman"/>
+          <w:sz w:val="24"/>
+          <w:u w:val="single"/>
+        </w:rPr>
+        <w:t>і</w:t>
+      </w:r>
+      <w:r>
+        <w:rPr>
+          <w:rFonts w:ascii="Times New Roman" w:hAnsi="Times New Roman"/>
+          <w:sz w:val="24"/>
+          <w:u w:val="single"/>
+        </w:rPr>
+        <w:t xml:space="preserve"> </w:t>
+      </w:r>
+      <w:r>
+        <w:rPr>
+          <w:rFonts w:ascii="Times New Roman" w:hAnsi="Times New Roman"/>
+          <w:sz w:val="24"/>
+          <w:u w:val="single"/>
+        </w:rPr>
+        <w:t>відку́плення</w:t>
+      </w:r>
+      <w:r>
+        <w:rPr>
+          <w:rFonts w:ascii="Times New Roman" w:hAnsi="Times New Roman"/>
+          <w:sz w:val="24"/>
+          <w:u w:val="single"/>
+        </w:rPr>
+        <w:t xml:space="preserve"> </w:t>
+      </w:r>
+      <w:r>
+        <w:rPr>
+          <w:rFonts w:ascii="Times New Roman" w:hAnsi="Times New Roman"/>
+          <w:sz w:val="24"/>
+          <w:u w:val="single"/>
+        </w:rPr>
+        <w:t>вели́ке</w:t>
+      </w:r>
+      <w:r>
+        <w:rPr>
+          <w:rFonts w:ascii="Times New Roman" w:hAnsi="Times New Roman"/>
+          <w:sz w:val="24"/>
+          <w:u w:val="single"/>
+        </w:rPr>
+        <w:t xml:space="preserve"> </w:t>
+      </w:r>
+      <w:r>
+        <w:rPr>
+          <w:rFonts w:ascii="Times New Roman" w:hAnsi="Times New Roman"/>
+          <w:sz w:val="24"/>
+          <w:u w:val="single"/>
+        </w:rPr>
+        <w:t>в</w:t>
+      </w:r>
+      <w:r>
+        <w:rPr>
+          <w:rFonts w:ascii="Times New Roman" w:hAnsi="Times New Roman"/>
+          <w:sz w:val="24"/>
+          <w:u w:val="single"/>
+        </w:rPr>
+        <w:t xml:space="preserve"> </w:t>
+      </w:r>
+      <w:r>
+        <w:rPr>
+          <w:rFonts w:ascii="Times New Roman" w:hAnsi="Times New Roman"/>
+          <w:sz w:val="24"/>
+          <w:u w:val="single"/>
+        </w:rPr>
+        <w:t>Ньо́го;*</w:t>
+      </w:r>
+      <w:r>
+        <w:rPr>
+          <w:rFonts w:ascii="Times New Roman" w:hAnsi="Times New Roman"/>
+          <w:sz w:val="24"/>
+          <w:u w:val="single"/>
+        </w:rPr>
+        <w:t xml:space="preserve"> </w:t>
+      </w:r>
+      <w:r>
+        <w:rPr>
+          <w:rFonts w:ascii="Times New Roman" w:hAnsi="Times New Roman"/>
+          <w:sz w:val="24"/>
+          <w:u w:val="single"/>
+        </w:rPr>
+        <w:t>Він</w:t>
+      </w:r>
+      <w:r>
+        <w:rPr>
+          <w:rFonts w:ascii="Times New Roman" w:hAnsi="Times New Roman"/>
+          <w:sz w:val="24"/>
+          <w:u w:val="single"/>
+        </w:rPr>
+        <w:t xml:space="preserve"> </w:t>
+      </w:r>
+      <w:r>
+        <w:rPr>
+          <w:rFonts w:ascii="Times New Roman" w:hAnsi="Times New Roman"/>
+          <w:sz w:val="24"/>
+          <w:u w:val="single"/>
+        </w:rPr>
+        <w:t>ви́зволить</w:t>
+      </w:r>
+      <w:r>
+        <w:rPr>
+          <w:rFonts w:ascii="Times New Roman" w:hAnsi="Times New Roman"/>
+          <w:sz w:val="24"/>
+          <w:u w:val="single"/>
+        </w:rPr>
+        <w:t xml:space="preserve"> </w:t>
+      </w:r>
+      <w:r>
+        <w:rPr>
+          <w:rFonts w:ascii="Times New Roman" w:hAnsi="Times New Roman"/>
+          <w:sz w:val="24"/>
+          <w:u w:val="single"/>
+        </w:rPr>
+        <w:t>Ізра́їля</w:t>
+      </w:r>
+      <w:r>
+        <w:rPr>
+          <w:rFonts w:ascii="Times New Roman" w:hAnsi="Times New Roman"/>
+          <w:sz w:val="24"/>
+          <w:u w:val="single"/>
+        </w:rPr>
+        <w:t xml:space="preserve"> </w:t>
+      </w:r>
+      <w:r>
+        <w:rPr>
+          <w:rFonts w:ascii="Times New Roman" w:hAnsi="Times New Roman"/>
+          <w:sz w:val="24"/>
+          <w:u w:val="single"/>
+        </w:rPr>
+        <w:t>від</w:t>
+      </w:r>
+      <w:r>
+        <w:rPr>
+          <w:rFonts w:ascii="Times New Roman" w:hAnsi="Times New Roman"/>
+          <w:sz w:val="24"/>
+          <w:u w:val="single"/>
+        </w:rPr>
+        <w:t xml:space="preserve"> </w:t>
+      </w:r>
+      <w:r>
+        <w:rPr>
+          <w:rFonts w:ascii="Times New Roman" w:hAnsi="Times New Roman"/>
+          <w:sz w:val="24"/>
+          <w:u w:val="single"/>
+        </w:rPr>
+        <w:t>усьо́го</w:t>
+      </w:r>
+      <w:r>
+        <w:rPr>
+          <w:rFonts w:ascii="Times New Roman" w:hAnsi="Times New Roman"/>
+          <w:sz w:val="24"/>
+          <w:u w:val="single"/>
+        </w:rPr>
+        <w:t xml:space="preserve"> </w:t>
+      </w:r>
+      <w:r>
+        <w:rPr>
+          <w:rFonts w:ascii="Times New Roman" w:hAnsi="Times New Roman"/>
+          <w:sz w:val="24"/>
+          <w:u w:val="single"/>
+        </w:rPr>
+        <w:t>беззако́ння</w:t>
+      </w:r>
+      <w:r>
+        <w:rPr>
+          <w:rFonts w:ascii="Times New Roman" w:hAnsi="Times New Roman"/>
+          <w:sz w:val="24"/>
+          <w:u w:val="single"/>
+        </w:rPr>
+        <w:t xml:space="preserve"> </w:t>
+      </w:r>
+      <w:r>
+        <w:rPr>
+          <w:rFonts w:ascii="Times New Roman" w:hAnsi="Times New Roman"/>
+          <w:sz w:val="24"/>
+          <w:u w:val="single"/>
+        </w:rPr>
+        <w:t>його́.</w:t>
       </w:r>
     </w:p>
     <w:p>
@@ -3671,46 +4346,145 @@
     </w:p>
     <w:p>
       <w:pPr>
-        <w:spacing w:after="120" w:line="240" w:lineRule="auto"/>
-        <w:jc w:val="both"/>
-        <w:rPr>
-          <w:rFonts w:ascii="Times New Roman" w:eastAsia="Times New Roman" w:hAnsi="Times New Roman" w:cs="Times New Roman"/>
-          <w:sz w:val="24"/>
-          <w:szCs w:val="24"/>
-          <w:u w:val="single"/>
-          <w:lang w:val="ru-MD"/>
-        </w:rPr>
-      </w:pPr>
-      <w:r>
-        <w:rPr>
-          <w:rFonts w:ascii="Times New Roman" w:eastAsia="Times New Roman" w:hAnsi="Times New Roman" w:cs="Times New Roman"/>
+        <w:spacing w:after="120"/>
+        <w:jc w:val="both"/>
+      </w:pPr>
+      <w:r>
+        <w:rPr>
+          <w:rFonts w:ascii="Times New Roman" w:hAnsi="Times New Roman"/>
           <w:i/>
           <w:color w:val="FF0000"/>
           <w:sz w:val="24"/>
-          <w:szCs w:val="24"/>
-          <w:lang w:val="ru-MD"/>
         </w:rPr>
         <w:t>Стих:</w:t>
       </w:r>
       <w:r>
         <w:rPr>
-          <w:rFonts w:ascii="Times New Roman" w:eastAsia="Times New Roman" w:hAnsi="Times New Roman" w:cs="Times New Roman"/>
+          <w:rFonts w:ascii="Times New Roman" w:hAnsi="Times New Roman"/>
           <w:i/>
           <w:sz w:val="24"/>
-          <w:szCs w:val="24"/>
-          <w:lang w:val="ru-MD"/>
         </w:rPr>
         <w:t xml:space="preserve"> </w:t>
       </w:r>
       <w:r>
         <w:rPr>
-          <w:rFonts w:ascii="Times New Roman" w:eastAsia="Times New Roman" w:hAnsi="Times New Roman" w:cs="Times New Roman"/>
-          <w:sz w:val="24"/>
-          <w:szCs w:val="24"/>
+          <w:rFonts w:ascii="Times New Roman" w:hAnsi="Times New Roman"/>
+          <w:sz w:val="24"/>
           <w:u w:val="single"/>
-          <w:lang w:val="ru-MD"/>
-        </w:rPr>
-        <w:t>Хваліте Господа всі народи!* Прославляйте його всі люди!</w:t>
+        </w:rPr>
+        <w:t>Хвалі́те</w:t>
+      </w:r>
+      <w:r>
+        <w:rPr>
+          <w:rFonts w:ascii="Times New Roman" w:hAnsi="Times New Roman"/>
+          <w:sz w:val="24"/>
+          <w:u w:val="single"/>
+        </w:rPr>
+        <w:t xml:space="preserve"> </w:t>
+      </w:r>
+      <w:r>
+        <w:rPr>
+          <w:rFonts w:ascii="Times New Roman" w:hAnsi="Times New Roman"/>
+          <w:sz w:val="24"/>
+          <w:u w:val="single"/>
+        </w:rPr>
+        <w:t>Го́спода</w:t>
+      </w:r>
+      <w:r>
+        <w:rPr>
+          <w:rFonts w:ascii="Times New Roman" w:hAnsi="Times New Roman"/>
+          <w:sz w:val="24"/>
+          <w:u w:val="single"/>
+        </w:rPr>
+        <w:t xml:space="preserve"> </w:t>
+      </w:r>
+      <w:r>
+        <w:rPr>
+          <w:rFonts w:ascii="Times New Roman" w:hAnsi="Times New Roman"/>
+          <w:sz w:val="24"/>
+          <w:u w:val="single"/>
+        </w:rPr>
+        <w:t>всі</w:t>
+      </w:r>
+      <w:r>
+        <w:rPr>
+          <w:rFonts w:ascii="Times New Roman" w:hAnsi="Times New Roman"/>
+          <w:sz w:val="24"/>
+          <w:u w:val="single"/>
+        </w:rPr>
+        <w:t xml:space="preserve"> </w:t>
+      </w:r>
+      <w:r>
+        <w:rPr>
+          <w:rFonts w:ascii="Times New Roman" w:hAnsi="Times New Roman"/>
+          <w:sz w:val="24"/>
+          <w:u w:val="single"/>
+        </w:rPr>
+        <w:t>наро́ди!*</w:t>
+      </w:r>
+      <w:r>
+        <w:rPr>
+          <w:rFonts w:ascii="Times New Roman" w:hAnsi="Times New Roman"/>
+          <w:sz w:val="24"/>
+          <w:u w:val="single"/>
+        </w:rPr>
+        <w:t xml:space="preserve"> </w:t>
+      </w:r>
+      <w:r>
+        <w:rPr>
+          <w:rFonts w:ascii="Times New Roman" w:hAnsi="Times New Roman"/>
+          <w:sz w:val="24"/>
+          <w:u w:val="single"/>
+        </w:rPr>
+        <w:t>Прославля́йте</w:t>
+      </w:r>
+      <w:r>
+        <w:rPr>
+          <w:rFonts w:ascii="Times New Roman" w:hAnsi="Times New Roman"/>
+          <w:sz w:val="24"/>
+          <w:u w:val="single"/>
+        </w:rPr>
+        <w:t xml:space="preserve"> </w:t>
+      </w:r>
+      <w:r>
+        <w:rPr>
+          <w:rFonts w:ascii="Times New Roman" w:hAnsi="Times New Roman"/>
+          <w:sz w:val="24"/>
+          <w:u w:val="single"/>
+        </w:rPr>
+        <w:t>Його́</w:t>
+      </w:r>
+      <w:r>
+        <w:rPr>
+          <w:rFonts w:ascii="Times New Roman" w:hAnsi="Times New Roman"/>
+          <w:sz w:val="24"/>
+          <w:u w:val="single"/>
+        </w:rPr>
+        <w:t xml:space="preserve"> </w:t>
+      </w:r>
+      <w:r>
+        <w:rPr>
+          <w:rFonts w:ascii="Times New Roman" w:hAnsi="Times New Roman"/>
+          <w:sz w:val="24"/>
+          <w:u w:val="single"/>
+        </w:rPr>
+        <w:t>всі</w:t>
+      </w:r>
+      <w:r>
+        <w:rPr>
+          <w:rFonts w:ascii="Times New Roman" w:hAnsi="Times New Roman"/>
+          <w:sz w:val="24"/>
+          <w:u w:val="single"/>
+        </w:rPr>
+        <w:t xml:space="preserve"> </w:t>
+      </w:r>
+      <w:r>
+        <w:rPr>
+          <w:rFonts w:ascii="Times New Roman" w:hAnsi="Times New Roman"/>
+          <w:sz w:val="24"/>
+          <w:u w:val="single"/>
+        </w:rPr>
+        <w:t>лю́ди!</w:t>
       </w:r>
     </w:p>
     <w:p>
@@ -3736,46 +4510,177 @@
     </w:p>
     <w:p>
       <w:pPr>
-        <w:spacing w:after="120" w:line="240" w:lineRule="auto"/>
-        <w:jc w:val="both"/>
-        <w:rPr>
-          <w:rFonts w:ascii="Times New Roman" w:eastAsia="Times New Roman" w:hAnsi="Times New Roman" w:cs="Times New Roman"/>
-          <w:sz w:val="24"/>
-          <w:szCs w:val="24"/>
-          <w:u w:val="single"/>
-          <w:lang w:val="ru-MD"/>
-        </w:rPr>
-      </w:pPr>
-      <w:r>
-        <w:rPr>
-          <w:rFonts w:ascii="Times New Roman" w:eastAsia="Times New Roman" w:hAnsi="Times New Roman" w:cs="Times New Roman"/>
+        <w:spacing w:after="120"/>
+        <w:jc w:val="both"/>
+      </w:pPr>
+      <w:r>
+        <w:rPr>
+          <w:rFonts w:ascii="Times New Roman" w:hAnsi="Times New Roman"/>
           <w:i/>
           <w:color w:val="FF0000"/>
           <w:sz w:val="24"/>
-          <w:szCs w:val="24"/>
-          <w:lang w:val="ru-MD"/>
         </w:rPr>
         <w:t>Стих:</w:t>
       </w:r>
       <w:r>
         <w:rPr>
-          <w:rFonts w:ascii="Times New Roman" w:eastAsia="Times New Roman" w:hAnsi="Times New Roman" w:cs="Times New Roman"/>
+          <w:rFonts w:ascii="Times New Roman" w:hAnsi="Times New Roman"/>
           <w:i/>
           <w:sz w:val="24"/>
-          <w:szCs w:val="24"/>
-          <w:lang w:val="ru-MD"/>
         </w:rPr>
         <w:t xml:space="preserve"> </w:t>
       </w:r>
       <w:r>
         <w:rPr>
-          <w:rFonts w:ascii="Times New Roman" w:eastAsia="Times New Roman" w:hAnsi="Times New Roman" w:cs="Times New Roman"/>
-          <w:sz w:val="24"/>
-          <w:szCs w:val="24"/>
+          <w:rFonts w:ascii="Times New Roman" w:hAnsi="Times New Roman"/>
+          <w:sz w:val="24"/>
           <w:u w:val="single"/>
-          <w:lang w:val="ru-MD"/>
-        </w:rPr>
-        <w:t>Велике бо до нас його милосердя, і вірність Господа повіки.</w:t>
+        </w:rPr>
+        <w:t>Вели́ке</w:t>
+      </w:r>
+      <w:r>
+        <w:rPr>
+          <w:rFonts w:ascii="Times New Roman" w:hAnsi="Times New Roman"/>
+          <w:sz w:val="24"/>
+          <w:u w:val="single"/>
+        </w:rPr>
+        <w:t xml:space="preserve"> </w:t>
+      </w:r>
+      <w:r>
+        <w:rPr>
+          <w:rFonts w:ascii="Times New Roman" w:hAnsi="Times New Roman"/>
+          <w:sz w:val="24"/>
+          <w:u w:val="single"/>
+        </w:rPr>
+        <w:t>бо</w:t>
+      </w:r>
+      <w:r>
+        <w:rPr>
+          <w:rFonts w:ascii="Times New Roman" w:hAnsi="Times New Roman"/>
+          <w:sz w:val="24"/>
+          <w:u w:val="single"/>
+        </w:rPr>
+        <w:t xml:space="preserve"> </w:t>
+      </w:r>
+      <w:r>
+        <w:rPr>
+          <w:rFonts w:ascii="Times New Roman" w:hAnsi="Times New Roman"/>
+          <w:sz w:val="24"/>
+          <w:u w:val="single"/>
+        </w:rPr>
+        <w:t>до</w:t>
+      </w:r>
+      <w:r>
+        <w:rPr>
+          <w:rFonts w:ascii="Times New Roman" w:hAnsi="Times New Roman"/>
+          <w:sz w:val="24"/>
+          <w:u w:val="single"/>
+        </w:rPr>
+        <w:t xml:space="preserve"> </w:t>
+      </w:r>
+      <w:r>
+        <w:rPr>
+          <w:rFonts w:ascii="Times New Roman" w:hAnsi="Times New Roman"/>
+          <w:sz w:val="24"/>
+          <w:u w:val="single"/>
+        </w:rPr>
+        <w:t>нас</w:t>
+      </w:r>
+      <w:r>
+        <w:rPr>
+          <w:rFonts w:ascii="Times New Roman" w:hAnsi="Times New Roman"/>
+          <w:sz w:val="24"/>
+          <w:u w:val="single"/>
+        </w:rPr>
+        <w:t xml:space="preserve"> </w:t>
+      </w:r>
+      <w:r>
+        <w:rPr>
+          <w:rFonts w:ascii="Times New Roman" w:hAnsi="Times New Roman"/>
+          <w:sz w:val="24"/>
+          <w:u w:val="single"/>
+        </w:rPr>
+        <w:t>Його́</w:t>
+      </w:r>
+      <w:r>
+        <w:rPr>
+          <w:rFonts w:ascii="Times New Roman" w:hAnsi="Times New Roman"/>
+          <w:sz w:val="24"/>
+          <w:u w:val="single"/>
+        </w:rPr>
+        <w:t xml:space="preserve"> </w:t>
+      </w:r>
+      <w:r>
+        <w:rPr>
+          <w:rFonts w:ascii="Times New Roman" w:hAnsi="Times New Roman"/>
+          <w:sz w:val="24"/>
+          <w:u w:val="single"/>
+        </w:rPr>
+        <w:t>милосе́рдя,*</w:t>
+      </w:r>
+      <w:r>
+        <w:rPr>
+          <w:rFonts w:ascii="Times New Roman" w:hAnsi="Times New Roman"/>
+          <w:sz w:val="24"/>
+          <w:u w:val="single"/>
+        </w:rPr>
+        <w:t xml:space="preserve"> </w:t>
+      </w:r>
+      <w:r>
+        <w:rPr>
+          <w:rFonts w:ascii="Times New Roman" w:hAnsi="Times New Roman"/>
+          <w:sz w:val="24"/>
+          <w:u w:val="single"/>
+        </w:rPr>
+        <w:t>і</w:t>
+      </w:r>
+      <w:r>
+        <w:rPr>
+          <w:rFonts w:ascii="Times New Roman" w:hAnsi="Times New Roman"/>
+          <w:sz w:val="24"/>
+          <w:u w:val="single"/>
+        </w:rPr>
+        <w:t xml:space="preserve"> </w:t>
+      </w:r>
+      <w:r>
+        <w:rPr>
+          <w:rFonts w:ascii="Times New Roman" w:hAnsi="Times New Roman"/>
+          <w:sz w:val="24"/>
+          <w:u w:val="single"/>
+        </w:rPr>
+        <w:t>ві́рність</w:t>
+      </w:r>
+      <w:r>
+        <w:rPr>
+          <w:rFonts w:ascii="Times New Roman" w:hAnsi="Times New Roman"/>
+          <w:sz w:val="24"/>
+          <w:u w:val="single"/>
+        </w:rPr>
+        <w:t xml:space="preserve"> </w:t>
+      </w:r>
+      <w:r>
+        <w:rPr>
+          <w:rFonts w:ascii="Times New Roman" w:hAnsi="Times New Roman"/>
+          <w:sz w:val="24"/>
+          <w:u w:val="single"/>
+        </w:rPr>
+        <w:t>Го́спода</w:t>
+      </w:r>
+      <w:r>
+        <w:rPr>
+          <w:rFonts w:ascii="Times New Roman" w:hAnsi="Times New Roman"/>
+          <w:sz w:val="24"/>
+          <w:u w:val="single"/>
+        </w:rPr>
+        <w:t xml:space="preserve"> </w:t>
+      </w:r>
+      <w:r>
+        <w:rPr>
+          <w:rFonts w:ascii="Times New Roman" w:hAnsi="Times New Roman"/>
+          <w:sz w:val="24"/>
+          <w:u w:val="single"/>
+        </w:rPr>
+        <w:t>пові́ки.</w:t>
       </w:r>
     </w:p>
     <w:p>
@@ -6705,7 +7610,7 @@
           <w:sz w:val="24"/>
           <w:szCs w:val="24"/>
         </w:rPr>
-        <w:t> </w:t>
+        <w:t xml:space="preserve"> </w:t>
       </w:r>
       <w:r>
         <w:rPr>
@@ -11945,7 +12850,7 @@
           <w:sz w:val="24"/>
           <w:szCs w:val="24"/>
         </w:rPr>
-        <w:t> </w:t>
+        <w:t xml:space="preserve"> </w:t>
       </w:r>
       <w:r>
         <w:rPr>
@@ -12351,7 +13256,7 @@
           <w:sz w:val="24"/>
           <w:szCs w:val="24"/>
         </w:rPr>
-        <w:t> </w:t>
+        <w:t xml:space="preserve"> </w:t>
       </w:r>
       <w:r>
         <w:rPr>
@@ -13467,7 +14372,7 @@
           <w:sz w:val="24"/>
           <w:szCs w:val="24"/>
         </w:rPr>
-        <w:t> </w:t>
+        <w:t xml:space="preserve"> </w:t>
       </w:r>
       <w:r>
         <w:rPr>
@@ -13488,7 +14393,7 @@
           <w:sz w:val="24"/>
           <w:szCs w:val="24"/>
         </w:rPr>
-        <w:t> </w:t>
+        <w:t xml:space="preserve"> </w:t>
       </w:r>
       <w:r>
         <w:rPr>
@@ -16167,7 +17072,7 @@
           <w:sz w:val="24"/>
           <w:szCs w:val="24"/>
         </w:rPr>
-        <w:t> </w:t>
+        <w:t xml:space="preserve"> </w:t>
       </w:r>
       <w:r>
         <w:rPr>
@@ -17539,7 +18444,7 @@
           <w:sz w:val="24"/>
           <w:szCs w:val="24"/>
         </w:rPr>
-        <w:t> </w:t>
+        <w:t xml:space="preserve"> </w:t>
       </w:r>
       <w:r>
         <w:rPr>

--- a/flow/20230914_vu_template/drafts/2024-12-u/21-СБ-Юліанії.docx
+++ b/flow/20230914_vu_template/drafts/2024-12-u/21-СБ-Юліанії.docx
@@ -142,7 +142,6 @@
           <w:i/>
           <w:color w:val="FF0000"/>
           <w:sz w:val="24"/>
-          <w:lang w:val="ru-MD"/>
         </w:rPr>
         <w:t>Священник:</w:t>
       </w:r>
@@ -150,7 +149,6 @@
         <w:rPr>
           <w:rFonts w:ascii="Times New Roman" w:hAnsi="Times New Roman"/>
           <w:sz w:val="24"/>
-          <w:lang w:val="ru-MD"/>
         </w:rPr>
         <w:t xml:space="preserve"> Благословенний Бог наш завжди, нині і повсякчас, і на віки віків.</w:t>
       </w:r>
@@ -394,7 +392,6 @@
           <w:i/>
           <w:color w:val="FF0000"/>
           <w:sz w:val="24"/>
-          <w:lang w:val="ru-MD"/>
         </w:rPr>
         <w:t>Священник:</w:t>
       </w:r>
@@ -402,7 +399,6 @@
         <w:rPr>
           <w:rFonts w:ascii="Times New Roman" w:hAnsi="Times New Roman"/>
           <w:sz w:val="24"/>
-          <w:lang w:val="ru-MD"/>
         </w:rPr>
         <w:t xml:space="preserve"> Бо Твоє є царство, і сила, і слава, Отця, і Сина, і Святого Духа, нині, і повсякчас, і на віки віків.</w:t>
       </w:r>
@@ -2656,7 +2652,6 @@
           <w:i/>
           <w:color w:val="FF0000"/>
           <w:sz w:val="24"/>
-          <w:lang w:val="ru-MD"/>
         </w:rPr>
         <w:t>Священник:</w:t>
       </w:r>
@@ -2664,7 +2659,6 @@
         <w:rPr>
           <w:rFonts w:ascii="Times New Roman" w:hAnsi="Times New Roman"/>
           <w:sz w:val="24"/>
-          <w:lang w:val="ru-MD"/>
         </w:rPr>
         <w:t xml:space="preserve"> Бо Тобі належить усяка слава, честь і поклоніння, Отцю, і Сину, і Святому Духові, нині, і повсякчас, і на віки віків.</w:t>
       </w:r>
@@ -4926,7 +4920,6 @@
           <w:i/>
           <w:color w:val="FF0000"/>
           <w:sz w:val="24"/>
-          <w:lang w:val="ru-MD"/>
         </w:rPr>
         <w:t>Священник:</w:t>
       </w:r>
@@ -4934,7 +4927,6 @@
         <w:rPr>
           <w:rFonts w:ascii="Times New Roman" w:hAnsi="Times New Roman"/>
           <w:sz w:val="24"/>
-          <w:lang w:val="ru-MD"/>
         </w:rPr>
         <w:t xml:space="preserve"> Мир всім.</w:t>
       </w:r>
@@ -5875,7 +5867,6 @@
           <w:i/>
           <w:color w:val="FF0000"/>
           <w:sz w:val="24"/>
-          <w:lang w:val="ru-MD"/>
         </w:rPr>
         <w:t>Священник:</w:t>
       </w:r>
@@ -5883,7 +5874,6 @@
         <w:rPr>
           <w:rFonts w:ascii="Times New Roman" w:hAnsi="Times New Roman"/>
           <w:sz w:val="24"/>
-          <w:lang w:val="ru-MD"/>
         </w:rPr>
         <w:t xml:space="preserve"> Бо Ти – Бог милости, ласк і людинолюбности, і Тобі славу возсилаємо, Отцю, і Сину, і Святому Духові, нині, і повсякчас, і на віки віків.</w:t>
       </w:r>
@@ -5947,7 +5937,6 @@
           <w:i/>
           <w:color w:val="FF0000"/>
           <w:sz w:val="24"/>
-          <w:lang w:val="ru-MD"/>
         </w:rPr>
         <w:t>Священник:</w:t>
       </w:r>
@@ -5955,7 +5944,6 @@
         <w:rPr>
           <w:rFonts w:ascii="Times New Roman" w:hAnsi="Times New Roman"/>
           <w:sz w:val="24"/>
-          <w:lang w:val="ru-MD"/>
         </w:rPr>
         <w:t xml:space="preserve"> Мир всім.</w:t>
       </w:r>
@@ -6114,7 +6102,6 @@
           <w:i/>
           <w:color w:val="FF0000"/>
           <w:sz w:val="24"/>
-          <w:lang w:val="ru-MD"/>
         </w:rPr>
         <w:t>Священник:</w:t>
       </w:r>
@@ -6122,7 +6109,6 @@
         <w:rPr>
           <w:rFonts w:ascii="Times New Roman" w:hAnsi="Times New Roman"/>
           <w:sz w:val="24"/>
-          <w:lang w:val="ru-MD"/>
         </w:rPr>
         <w:t xml:space="preserve"> Нехай буде влада царства Твого благословенна і дуже прославлена: Отця, і Сина, і Святого Духа, нині і повсякчас, і на віки віків.</w:t>
       </w:r>
@@ -6686,7 +6672,6 @@
           <w:i/>
           <w:color w:val="FF0000"/>
           <w:sz w:val="24"/>
-          <w:lang w:val="ru-MD"/>
         </w:rPr>
         <w:t>Священник:</w:t>
       </w:r>
@@ -6694,7 +6679,6 @@
         <w:rPr>
           <w:rFonts w:ascii="Times New Roman" w:hAnsi="Times New Roman"/>
           <w:sz w:val="24"/>
-          <w:lang w:val="ru-MD"/>
         </w:rPr>
         <w:t xml:space="preserve"> Бо Твоє є царство, і сила, і слава, Отця, і Сина, і Святого Духа, нині, і повсякчас, і на віки віків.</w:t>
       </w:r>
@@ -7241,7 +7225,6 @@
           <w:i/>
           <w:color w:val="FF0000"/>
           <w:sz w:val="24"/>
-          <w:lang w:val="ru-MD"/>
         </w:rPr>
         <w:t>Священник:</w:t>
       </w:r>
@@ -7249,7 +7232,6 @@
         <w:rPr>
           <w:rFonts w:ascii="Times New Roman" w:hAnsi="Times New Roman"/>
           <w:sz w:val="24"/>
-          <w:lang w:val="ru-MD"/>
         </w:rPr>
         <w:t xml:space="preserve"> Бо милостивий і людинолюбний Бог єси, і Тобі славу возсилаємо, Отцю, і Сину, і Святому Духові, нині, і повсякчас, і на віки віків.</w:t>
       </w:r>
@@ -7547,7 +7529,6 @@
           <w:i/>
           <w:color w:val="FF0000"/>
           <w:sz w:val="24"/>
-          <w:lang w:val="ru-MD"/>
         </w:rPr>
         <w:t>Священник:</w:t>
       </w:r>
@@ -7555,7 +7536,6 @@
         <w:rPr>
           <w:rFonts w:ascii="Times New Roman" w:hAnsi="Times New Roman"/>
           <w:sz w:val="24"/>
-          <w:lang w:val="ru-MD"/>
         </w:rPr>
         <w:t xml:space="preserve"> Сла́ва Тобі́, Хри́сте Бо́же, упова́ння на́ше, сла́ва Тобі́!</w:t>
       </w:r>
@@ -7645,83 +7625,39 @@
     </w:p>
     <w:p>
       <w:pPr>
-        <w:spacing w:after="120" w:line="240" w:lineRule="auto"/>
-        <w:jc w:val="both"/>
-        <w:rPr>
-          <w:rFonts w:ascii="Times New Roman" w:eastAsia="Times New Roman" w:hAnsi="Times New Roman" w:cs="Times New Roman"/>
-          <w:sz w:val="24"/>
-          <w:szCs w:val="24"/>
-          <w:lang w:val="ru-MD"/>
-        </w:rPr>
-      </w:pPr>
-      <w:r>
-        <w:rPr>
-          <w:rFonts w:ascii="Times New Roman" w:eastAsia="Times New Roman" w:hAnsi="Times New Roman" w:cs="Times New Roman"/>
+        <w:spacing w:after="120"/>
+      </w:pPr>
+      <w:r>
+        <w:rPr>
+          <w:rFonts w:ascii="Times New Roman" w:hAnsi="Times New Roman"/>
           <w:i/>
           <w:color w:val="FF0000"/>
           <w:sz w:val="24"/>
-          <w:szCs w:val="24"/>
-          <w:lang w:val="ru-MD"/>
-        </w:rPr>
-        <w:t>Священик:</w:t>
-      </w:r>
-      <w:r>
-        <w:rPr>
-          <w:rFonts w:ascii="Times New Roman" w:eastAsia="Times New Roman" w:hAnsi="Times New Roman" w:cs="Times New Roman"/>
-          <w:color w:val="FF0000"/>
-          <w:sz w:val="24"/>
-          <w:szCs w:val="24"/>
-          <w:lang w:val="ru-MD"/>
-        </w:rPr>
-        <w:t xml:space="preserve"> </w:t>
-      </w:r>
-      <w:r>
-        <w:rPr>
-          <w:rFonts w:ascii="Times New Roman" w:eastAsia="Times New Roman" w:hAnsi="Times New Roman" w:cs="Times New Roman"/>
-          <w:sz w:val="24"/>
-          <w:szCs w:val="24"/>
-          <w:lang w:val="ru-MD"/>
-        </w:rPr>
-        <w:t>Христос, істинний Бог наш, молитвами пречистої своєї Матері, святих, славних і всехвальних апостолів, і святого (</w:t>
-      </w:r>
-      <w:r>
-        <w:rPr>
-          <w:rFonts w:ascii="Times New Roman" w:eastAsia="Times New Roman" w:hAnsi="Times New Roman" w:cs="Times New Roman"/>
+        </w:rPr>
+        <w:t>Священник:</w:t>
+      </w:r>
+      <w:r>
+        <w:rPr>
+          <w:rFonts w:ascii="Times New Roman" w:hAnsi="Times New Roman"/>
+          <w:sz w:val="24"/>
+        </w:rPr>
+        <w:t xml:space="preserve"> Христос, істинний Бог наш - молитвами пречистої Своєї Матері, силою чесного і животворчого Хреста, заступництвом чесних небесних сил безтілесних, чесного і славного пророка, предтечі і хрестителя Йоана, святих славних і всехвальних апостолів, святого отця нашого Миколая, архиєпископа Мир Ликійських, чудотворця, святих славних і переможних мучеників, преподобних і богоносних отців наших, святих і праведних богоотців Йоакима й Анни, і святого, </w:t>
+      </w:r>
+      <w:r>
+        <w:rPr>
+          <w:rFonts w:ascii="Times New Roman" w:hAnsi="Times New Roman"/>
           <w:i/>
           <w:color w:val="FF0000"/>
           <w:sz w:val="24"/>
-          <w:szCs w:val="24"/>
-          <w:lang w:val="ru-MD"/>
-        </w:rPr>
-        <w:t>ім'я, якого є храм</w:t>
-      </w:r>
-      <w:r>
-        <w:rPr>
-          <w:rFonts w:ascii="Times New Roman" w:eastAsia="Times New Roman" w:hAnsi="Times New Roman" w:cs="Times New Roman"/>
-          <w:sz w:val="24"/>
-          <w:szCs w:val="24"/>
-          <w:lang w:val="ru-MD"/>
-        </w:rPr>
-        <w:t xml:space="preserve">), і святої мучениці </w:t>
-      </w:r>
-      <w:r>
-        <w:rPr>
-          <w:rFonts w:ascii="Times New Roman" w:eastAsia="Times New Roman" w:hAnsi="Times New Roman" w:cs="Times New Roman"/>
-          <w:color w:val="000000"/>
-          <w:sz w:val="24"/>
-          <w:szCs w:val="24"/>
-          <w:lang w:val="ru-MD"/>
-        </w:rPr>
-        <w:t>Юліянії</w:t>
-      </w:r>
-      <w:r>
-        <w:rPr>
-          <w:rFonts w:ascii="Times New Roman" w:eastAsia="Times New Roman" w:hAnsi="Times New Roman" w:cs="Times New Roman"/>
-          <w:sz w:val="24"/>
-          <w:szCs w:val="24"/>
-          <w:lang w:val="ru-MD"/>
-        </w:rPr>
-        <w:t>, і всіх святих, помилує і спасе нас, як благий і чоловіколюбець.</w:t>
+        </w:rPr>
+        <w:t>якого є храм</w:t>
+      </w:r>
+      <w:r>
+        <w:rPr>
+          <w:rFonts w:ascii="Times New Roman" w:hAnsi="Times New Roman"/>
+          <w:sz w:val="24"/>
+        </w:rPr>
+        <w:t>, і святої мучениці Юліанії, і всіх святих - помилує і спасе нас як благий і людинолюбний.</w:t>
       </w:r>
     </w:p>
     <w:p>
@@ -7900,7 +7836,6 @@
           <w:i/>
           <w:color w:val="FF0000"/>
           <w:sz w:val="24"/>
-          <w:lang w:val="ru-MD"/>
         </w:rPr>
         <w:t>Священник:</w:t>
       </w:r>
@@ -7908,7 +7843,6 @@
         <w:rPr>
           <w:rFonts w:ascii="Times New Roman" w:hAnsi="Times New Roman"/>
           <w:sz w:val="24"/>
-          <w:lang w:val="ru-MD"/>
         </w:rPr>
         <w:t xml:space="preserve"> Слава святій, одноістотній, животворчій і нероздільній Тройці, завжди, нині і повсякчас, і на віки віків.</w:t>
       </w:r>
@@ -12015,7 +11949,6 @@
           <w:i/>
           <w:color w:val="FF0000"/>
           <w:sz w:val="24"/>
-          <w:lang w:val="ru-MD"/>
         </w:rPr>
         <w:t>Священник:</w:t>
       </w:r>
@@ -12023,7 +11956,6 @@
         <w:rPr>
           <w:rFonts w:ascii="Times New Roman" w:hAnsi="Times New Roman"/>
           <w:sz w:val="24"/>
-          <w:lang w:val="ru-MD"/>
         </w:rPr>
         <w:t xml:space="preserve"> Бо Тобі належить усяка слава, честь і поклоніння, Отцю, і Сину, і Святому Духові, нині, і повсякчас, і на віки віків.</w:t>
       </w:r>
@@ -12730,7 +12662,6 @@
           <w:i/>
           <w:color w:val="FF0000"/>
           <w:sz w:val="24"/>
-          <w:lang w:val="ru-MD"/>
         </w:rPr>
         <w:t>Священник:</w:t>
       </w:r>
@@ -12738,7 +12669,6 @@
         <w:rPr>
           <w:rFonts w:ascii="Times New Roman" w:hAnsi="Times New Roman"/>
           <w:sz w:val="24"/>
-          <w:lang w:val="ru-MD"/>
         </w:rPr>
         <w:t xml:space="preserve"> Бо Твоя є влада і Твоє є царство, і сила, і слава, Отця, і Сина, і Святого Духа, нині, і повсякчас, і на віки віків.</w:t>
       </w:r>
@@ -13136,7 +13066,6 @@
           <w:i/>
           <w:color w:val="FF0000"/>
           <w:sz w:val="24"/>
-          <w:lang w:val="ru-MD"/>
         </w:rPr>
         <w:t>Священник:</w:t>
       </w:r>
@@ -13144,7 +13073,6 @@
         <w:rPr>
           <w:rFonts w:ascii="Times New Roman" w:hAnsi="Times New Roman"/>
           <w:sz w:val="24"/>
-          <w:lang w:val="ru-MD"/>
         </w:rPr>
         <w:t xml:space="preserve"> Бо Ти благий і людинолюбний Бог – і Тобі славу возсилаємо, Отцю, і Сину, і Святому Духові, нині, і повсякчас, і на віки віків.</w:t>
       </w:r>
@@ -14755,7 +14683,6 @@
           <w:i/>
           <w:color w:val="FF0000"/>
           <w:sz w:val="24"/>
-          <w:lang w:val="ru-MD"/>
         </w:rPr>
         <w:t>Священник:</w:t>
       </w:r>
@@ -14763,7 +14690,6 @@
         <w:rPr>
           <w:rFonts w:ascii="Times New Roman" w:hAnsi="Times New Roman"/>
           <w:sz w:val="24"/>
-          <w:lang w:val="ru-MD"/>
         </w:rPr>
         <w:t xml:space="preserve"> Бо Тебе хвалять усі сили небесні і Тобі славу возсилаємо: Отцю, і Сину, і Святому Духові, нині і повсякчас, і на віки віків.</w:t>
       </w:r>
@@ -15658,7 +15584,6 @@
           <w:i/>
           <w:color w:val="FF0000"/>
           <w:sz w:val="24"/>
-          <w:lang w:val="ru-MD"/>
         </w:rPr>
         <w:t>Священник:</w:t>
       </w:r>
@@ -15666,7 +15591,6 @@
         <w:rPr>
           <w:rFonts w:ascii="Times New Roman" w:hAnsi="Times New Roman"/>
           <w:sz w:val="24"/>
-          <w:lang w:val="ru-MD"/>
         </w:rPr>
         <w:t xml:space="preserve"> Слава тобі, що Світло нам показав!</w:t>
       </w:r>
@@ -16712,7 +16636,6 @@
           <w:i/>
           <w:color w:val="FF0000"/>
           <w:sz w:val="24"/>
-          <w:lang w:val="ru-MD"/>
         </w:rPr>
         <w:t>Священник:</w:t>
       </w:r>
@@ -16720,7 +16643,6 @@
         <w:rPr>
           <w:rFonts w:ascii="Times New Roman" w:hAnsi="Times New Roman"/>
           <w:sz w:val="24"/>
-          <w:lang w:val="ru-MD"/>
         </w:rPr>
         <w:t xml:space="preserve"> Бо Ти – Бог милости, ласк і людинолюбности, і Тобі славу возсилаємо, Отцю, і Сину, і Святому Духові, нині, і повсякчас, і на віки віків.</w:t>
       </w:r>
@@ -16784,7 +16706,6 @@
           <w:i/>
           <w:color w:val="FF0000"/>
           <w:sz w:val="24"/>
-          <w:lang w:val="ru-MD"/>
         </w:rPr>
         <w:t>Священник:</w:t>
       </w:r>
@@ -16792,7 +16713,6 @@
         <w:rPr>
           <w:rFonts w:ascii="Times New Roman" w:hAnsi="Times New Roman"/>
           <w:sz w:val="24"/>
-          <w:lang w:val="ru-MD"/>
         </w:rPr>
         <w:t xml:space="preserve"> Мир всім.</w:t>
       </w:r>
@@ -16950,16 +16870,13 @@
           <w:i/>
           <w:color w:val="FF0000"/>
           <w:sz w:val="24"/>
-          <w:lang w:val="ru-MD"/>
-        </w:rPr>
-        <w:lastRenderedPageBreak/>
+        </w:rPr>
         <w:t>Священник:</w:t>
       </w:r>
       <w:r>
         <w:rPr>
           <w:rFonts w:ascii="Times New Roman" w:hAnsi="Times New Roman"/>
           <w:sz w:val="24"/>
-          <w:lang w:val="ru-MD"/>
         </w:rPr>
         <w:t xml:space="preserve"> Бо до Тебе належить милувати і спасати нас, Боже наш, і Тобі славу возсилаємо, Отцю, і Сину, і Святому Духові, нині, і повсякчас, і на віки віків.</w:t>
       </w:r>
@@ -17519,7 +17436,6 @@
           <w:i/>
           <w:color w:val="FF0000"/>
           <w:sz w:val="24"/>
-          <w:lang w:val="ru-MD"/>
         </w:rPr>
         <w:t>Священник:</w:t>
       </w:r>
@@ -17527,7 +17443,6 @@
         <w:rPr>
           <w:rFonts w:ascii="Times New Roman" w:hAnsi="Times New Roman"/>
           <w:sz w:val="24"/>
-          <w:lang w:val="ru-MD"/>
         </w:rPr>
         <w:t xml:space="preserve"> Бо Твоє є царство, і сила, і слава, Отця, і Сина, і Святого Духа, нині, і повсякчас, і на віки віків.</w:t>
       </w:r>
@@ -18063,7 +17978,6 @@
           <w:i/>
           <w:color w:val="FF0000"/>
           <w:sz w:val="24"/>
-          <w:lang w:val="ru-MD"/>
         </w:rPr>
         <w:t>Священник:</w:t>
       </w:r>
@@ -18071,7 +17985,6 @@
         <w:rPr>
           <w:rFonts w:ascii="Times New Roman" w:hAnsi="Times New Roman"/>
           <w:sz w:val="24"/>
-          <w:lang w:val="ru-MD"/>
         </w:rPr>
         <w:t xml:space="preserve"> Бо милостивий і людинолюбний Бог єси, і Тобі славу возсилаємо, Отцю, і Сину, і Святому Духові, нині, і повсякчас, і на віки віків.</w:t>
       </w:r>
@@ -18381,7 +18294,6 @@
           <w:i/>
           <w:color w:val="FF0000"/>
           <w:sz w:val="24"/>
-          <w:lang w:val="ru-MD"/>
         </w:rPr>
         <w:t>Священник:</w:t>
       </w:r>
@@ -18389,7 +18301,6 @@
         <w:rPr>
           <w:rFonts w:ascii="Times New Roman" w:hAnsi="Times New Roman"/>
           <w:sz w:val="24"/>
-          <w:lang w:val="ru-MD"/>
         </w:rPr>
         <w:t xml:space="preserve"> Сла́ва Тобі́, Хри́сте Бо́же, упова́ння на́ше, сла́ва Тобі́!</w:t>
       </w:r>
@@ -18479,83 +18390,39 @@
     </w:p>
     <w:p>
       <w:pPr>
-        <w:spacing w:after="120" w:line="240" w:lineRule="auto"/>
-        <w:jc w:val="both"/>
-        <w:rPr>
-          <w:rFonts w:ascii="Times New Roman" w:eastAsia="Times New Roman" w:hAnsi="Times New Roman" w:cs="Times New Roman"/>
-          <w:sz w:val="24"/>
-          <w:szCs w:val="24"/>
-          <w:lang w:val="ru-MD"/>
-        </w:rPr>
-      </w:pPr>
-      <w:r>
-        <w:rPr>
-          <w:rFonts w:ascii="Times New Roman" w:eastAsia="Times New Roman" w:hAnsi="Times New Roman" w:cs="Times New Roman"/>
+        <w:spacing w:after="120"/>
+      </w:pPr>
+      <w:r>
+        <w:rPr>
+          <w:rFonts w:ascii="Times New Roman" w:hAnsi="Times New Roman"/>
           <w:i/>
           <w:color w:val="FF0000"/>
           <w:sz w:val="24"/>
-          <w:szCs w:val="24"/>
-          <w:lang w:val="ru-MD"/>
-        </w:rPr>
-        <w:t>Священик:</w:t>
-      </w:r>
-      <w:r>
-        <w:rPr>
-          <w:rFonts w:ascii="Times New Roman" w:eastAsia="Times New Roman" w:hAnsi="Times New Roman" w:cs="Times New Roman"/>
-          <w:color w:val="FF0000"/>
-          <w:sz w:val="24"/>
-          <w:szCs w:val="24"/>
-          <w:lang w:val="ru-MD"/>
-        </w:rPr>
-        <w:t xml:space="preserve"> </w:t>
-      </w:r>
-      <w:r>
-        <w:rPr>
-          <w:rFonts w:ascii="Times New Roman" w:eastAsia="Times New Roman" w:hAnsi="Times New Roman" w:cs="Times New Roman"/>
-          <w:sz w:val="24"/>
-          <w:szCs w:val="24"/>
-          <w:lang w:val="ru-MD"/>
-        </w:rPr>
-        <w:t>Христос, істинний Бог наш, молитвами пречистої своєї Матері, святих, славних і всехвальних апостолів, і святого (</w:t>
-      </w:r>
-      <w:r>
-        <w:rPr>
-          <w:rFonts w:ascii="Times New Roman" w:eastAsia="Times New Roman" w:hAnsi="Times New Roman" w:cs="Times New Roman"/>
+        </w:rPr>
+        <w:t>Священник:</w:t>
+      </w:r>
+      <w:r>
+        <w:rPr>
+          <w:rFonts w:ascii="Times New Roman" w:hAnsi="Times New Roman"/>
+          <w:sz w:val="24"/>
+        </w:rPr>
+        <w:t xml:space="preserve"> Христос, істинний Бог наш - молитвами пречистої Своєї Матері, силою чесного і животворчого Хреста, заступництвом чесних небесних сил безтілесних, чесного і славного пророка, предтечі і хрестителя Йоана, святих славних і всехвальних апостолів, святого отця нашого Миколая, архиєпископа Мир Ликійських, чудотворця, святих славних і переможних мучеників, преподобних і богоносних отців наших, святих і праведних богоотців Йоакима й Анни, і святого, </w:t>
+      </w:r>
+      <w:r>
+        <w:rPr>
+          <w:rFonts w:ascii="Times New Roman" w:hAnsi="Times New Roman"/>
           <w:i/>
           <w:color w:val="FF0000"/>
           <w:sz w:val="24"/>
-          <w:szCs w:val="24"/>
-          <w:lang w:val="ru-MD"/>
-        </w:rPr>
-        <w:t>ім'я, якого є храм</w:t>
-      </w:r>
-      <w:r>
-        <w:rPr>
-          <w:rFonts w:ascii="Times New Roman" w:eastAsia="Times New Roman" w:hAnsi="Times New Roman" w:cs="Times New Roman"/>
-          <w:sz w:val="24"/>
-          <w:szCs w:val="24"/>
-          <w:lang w:val="ru-MD"/>
-        </w:rPr>
-        <w:t xml:space="preserve">), і святої мучениці </w:t>
-      </w:r>
-      <w:r>
-        <w:rPr>
-          <w:rFonts w:ascii="Times New Roman" w:eastAsia="Times New Roman" w:hAnsi="Times New Roman" w:cs="Times New Roman"/>
-          <w:color w:val="000000"/>
-          <w:sz w:val="24"/>
-          <w:szCs w:val="24"/>
-          <w:lang w:val="ru-MD"/>
-        </w:rPr>
-        <w:t>Юліянії</w:t>
-      </w:r>
-      <w:r>
-        <w:rPr>
-          <w:rFonts w:ascii="Times New Roman" w:eastAsia="Times New Roman" w:hAnsi="Times New Roman" w:cs="Times New Roman"/>
-          <w:sz w:val="24"/>
-          <w:szCs w:val="24"/>
-          <w:lang w:val="ru-MD"/>
-        </w:rPr>
-        <w:t>, і всіх святих, помилує і спасе нас, як благий і чоловіколюбець.</w:t>
+        </w:rPr>
+        <w:t>якого є храм</w:t>
+      </w:r>
+      <w:r>
+        <w:rPr>
+          <w:rFonts w:ascii="Times New Roman" w:hAnsi="Times New Roman"/>
+          <w:sz w:val="24"/>
+        </w:rPr>
+        <w:t>, і святої мучениці Юліанії, і всіх святих - помилує і спасе нас як благий і людинолюбний.</w:t>
       </w:r>
     </w:p>
     <w:p>
